--- a/public/downloads/bb-kss-bikarbonat-teknik-master.docx
+++ b/public/downloads/bb-kss-bikarbonat-teknik-master.docx
@@ -4,27 +4,48 @@
   <w:body>
     <w:p>
       <w:pPr>
-        <w:pStyle w:val="Title"/>
+        <w:spacing w:before="0" w:after="0" w:line="240" w:lineRule="auto"/>
         <w:jc w:val="center"/>
       </w:pPr>
       <w:r>
-        <w:t>Boyahane İşletme Suyunda Bikarbonat</w:t>
-      </w:r>
-    </w:p>
-    <w:p>
-      <w:pPr>
-        <w:jc w:val="center"/>
-      </w:pPr>
-      <w:r>
-        <w:rPr>
-          <w:i/>
-        </w:rPr>
-        <w:t>Uygun değerler, ölçüm, yüksek alkalinite riskleri ve 60-60 / 30-60 proses seçimi</w:t>
+        <w:drawing>
+          <wp:inline xmlns:a="http://schemas.openxmlformats.org/drawingml/2006/main" xmlns:pic="http://schemas.openxmlformats.org/drawingml/2006/picture">
+            <wp:extent cx="6382512" cy="9189720"/>
+            <wp:docPr id="1" name="Picture 1"/>
+            <wp:cNvGraphicFramePr>
+              <a:graphicFrameLocks noChangeAspect="1"/>
+            </wp:cNvGraphicFramePr>
+            <a:graphic>
+              <a:graphicData uri="http://schemas.openxmlformats.org/drawingml/2006/picture">
+                <pic:pic>
+                  <pic:nvPicPr>
+                    <pic:cNvPr id="0" name="bikarbonat-cover.png"/>
+                    <pic:cNvPicPr/>
+                  </pic:nvPicPr>
+                  <pic:blipFill>
+                    <a:blip r:embed="rId9"/>
+                    <a:stretch>
+                      <a:fillRect/>
+                    </a:stretch>
+                  </pic:blipFill>
+                  <pic:spPr>
+                    <a:xfrm>
+                      <a:off x="0" y="0"/>
+                      <a:ext cx="6382512" cy="9189720"/>
+                    </a:xfrm>
+                    <a:prstGeom prst="rect"/>
+                  </pic:spPr>
+                </pic:pic>
+              </a:graphicData>
+            </a:graphic>
+          </wp:inline>
+        </w:drawing>
       </w:r>
     </w:p>
     <w:p>
       <w:pPr>
         <w:pStyle w:val="Heading1"/>
+        <w:pageBreakBefore/>
       </w:pPr>
       <w:r>
         <w:t>1. Yönetici Özeti</w:t>
